--- a/ORSA-BRD.docx
+++ b/ORSA-BRD.docx
@@ -135,7 +135,7 @@
       <w:pPr>
         <w:numPr>
           <w:ilvl w:val="0"/>
-          <w:numId w:val="19"/>
+          <w:numId w:val="13"/>
         </w:numPr>
         <w:spacing w:after="0" w:afterAutospacing="0" w:before="240" w:lineRule="auto"/>
         <w:ind w:left="720" w:hanging="360"/>
@@ -151,7 +151,7 @@
       <w:pPr>
         <w:numPr>
           <w:ilvl w:val="0"/>
-          <w:numId w:val="19"/>
+          <w:numId w:val="13"/>
         </w:numPr>
         <w:spacing w:after="0" w:afterAutospacing="0" w:before="0" w:beforeAutospacing="0" w:lineRule="auto"/>
         <w:ind w:left="720" w:hanging="360"/>
@@ -167,7 +167,7 @@
       <w:pPr>
         <w:numPr>
           <w:ilvl w:val="0"/>
-          <w:numId w:val="19"/>
+          <w:numId w:val="13"/>
         </w:numPr>
         <w:spacing w:after="0" w:afterAutospacing="0" w:before="0" w:beforeAutospacing="0" w:lineRule="auto"/>
         <w:ind w:left="720" w:hanging="360"/>
@@ -183,7 +183,7 @@
       <w:pPr>
         <w:numPr>
           <w:ilvl w:val="0"/>
-          <w:numId w:val="19"/>
+          <w:numId w:val="13"/>
         </w:numPr>
         <w:spacing w:after="240" w:before="0" w:beforeAutospacing="0" w:lineRule="auto"/>
         <w:ind w:left="720" w:hanging="360"/>
@@ -254,7 +254,7 @@
       <w:pPr>
         <w:numPr>
           <w:ilvl w:val="0"/>
-          <w:numId w:val="25"/>
+          <w:numId w:val="19"/>
         </w:numPr>
         <w:spacing w:after="0" w:afterAutospacing="0" w:before="240" w:lineRule="auto"/>
         <w:ind w:left="720" w:hanging="360"/>
@@ -270,7 +270,7 @@
       <w:pPr>
         <w:numPr>
           <w:ilvl w:val="0"/>
-          <w:numId w:val="25"/>
+          <w:numId w:val="19"/>
         </w:numPr>
         <w:spacing w:after="0" w:afterAutospacing="0" w:before="0" w:beforeAutospacing="0" w:lineRule="auto"/>
         <w:ind w:left="720" w:hanging="360"/>
@@ -286,7 +286,7 @@
       <w:pPr>
         <w:numPr>
           <w:ilvl w:val="0"/>
-          <w:numId w:val="25"/>
+          <w:numId w:val="19"/>
         </w:numPr>
         <w:spacing w:after="0" w:afterAutospacing="0" w:before="0" w:beforeAutospacing="0" w:lineRule="auto"/>
         <w:ind w:left="720" w:hanging="360"/>
@@ -302,7 +302,7 @@
       <w:pPr>
         <w:numPr>
           <w:ilvl w:val="0"/>
-          <w:numId w:val="25"/>
+          <w:numId w:val="19"/>
         </w:numPr>
         <w:spacing w:after="240" w:before="0" w:beforeAutospacing="0" w:lineRule="auto"/>
         <w:ind w:left="720" w:hanging="360"/>
@@ -468,7 +468,7 @@
       <w:pPr>
         <w:numPr>
           <w:ilvl w:val="0"/>
-          <w:numId w:val="14"/>
+          <w:numId w:val="11"/>
         </w:numPr>
         <w:spacing w:after="0" w:afterAutospacing="0" w:before="240" w:lineRule="auto"/>
         <w:ind w:left="720" w:hanging="360"/>
@@ -484,7 +484,7 @@
       <w:pPr>
         <w:numPr>
           <w:ilvl w:val="0"/>
-          <w:numId w:val="14"/>
+          <w:numId w:val="11"/>
         </w:numPr>
         <w:spacing w:after="0" w:afterAutospacing="0" w:before="0" w:beforeAutospacing="0" w:lineRule="auto"/>
         <w:ind w:left="720" w:hanging="360"/>
@@ -500,7 +500,7 @@
       <w:pPr>
         <w:numPr>
           <w:ilvl w:val="0"/>
-          <w:numId w:val="14"/>
+          <w:numId w:val="11"/>
         </w:numPr>
         <w:spacing w:after="0" w:afterAutospacing="0" w:before="0" w:beforeAutospacing="0" w:lineRule="auto"/>
         <w:ind w:left="720" w:hanging="360"/>
@@ -516,7 +516,7 @@
       <w:pPr>
         <w:numPr>
           <w:ilvl w:val="0"/>
-          <w:numId w:val="14"/>
+          <w:numId w:val="11"/>
         </w:numPr>
         <w:spacing w:after="240" w:before="0" w:beforeAutospacing="0" w:lineRule="auto"/>
         <w:ind w:left="720" w:hanging="360"/>
@@ -575,7 +575,7 @@
       <w:pPr>
         <w:numPr>
           <w:ilvl w:val="0"/>
-          <w:numId w:val="10"/>
+          <w:numId w:val="7"/>
         </w:numPr>
         <w:spacing w:after="0" w:afterAutospacing="0" w:before="240" w:lineRule="auto"/>
         <w:ind w:left="720" w:hanging="360"/>
@@ -591,7 +591,7 @@
       <w:pPr>
         <w:numPr>
           <w:ilvl w:val="0"/>
-          <w:numId w:val="10"/>
+          <w:numId w:val="7"/>
         </w:numPr>
         <w:spacing w:after="0" w:afterAutospacing="0" w:before="0" w:beforeAutospacing="0" w:lineRule="auto"/>
         <w:ind w:left="720" w:hanging="360"/>
@@ -607,7 +607,7 @@
       <w:pPr>
         <w:numPr>
           <w:ilvl w:val="0"/>
-          <w:numId w:val="10"/>
+          <w:numId w:val="7"/>
         </w:numPr>
         <w:spacing w:after="0" w:afterAutospacing="0" w:before="0" w:beforeAutospacing="0" w:lineRule="auto"/>
         <w:ind w:left="720" w:hanging="360"/>
@@ -623,7 +623,7 @@
       <w:pPr>
         <w:numPr>
           <w:ilvl w:val="0"/>
-          <w:numId w:val="10"/>
+          <w:numId w:val="7"/>
         </w:numPr>
         <w:spacing w:after="0" w:afterAutospacing="0" w:before="0" w:beforeAutospacing="0" w:lineRule="auto"/>
         <w:ind w:left="720" w:hanging="360"/>
@@ -639,7 +639,7 @@
       <w:pPr>
         <w:numPr>
           <w:ilvl w:val="0"/>
-          <w:numId w:val="10"/>
+          <w:numId w:val="7"/>
         </w:numPr>
         <w:spacing w:after="0" w:afterAutospacing="0" w:before="0" w:beforeAutospacing="0" w:lineRule="auto"/>
         <w:ind w:left="720" w:hanging="360"/>
@@ -655,7 +655,7 @@
       <w:pPr>
         <w:numPr>
           <w:ilvl w:val="0"/>
-          <w:numId w:val="10"/>
+          <w:numId w:val="7"/>
         </w:numPr>
         <w:spacing w:after="240" w:before="0" w:beforeAutospacing="0" w:lineRule="auto"/>
         <w:ind w:left="720" w:hanging="360"/>
@@ -714,7 +714,7 @@
       <w:pPr>
         <w:numPr>
           <w:ilvl w:val="0"/>
-          <w:numId w:val="5"/>
+          <w:numId w:val="4"/>
         </w:numPr>
         <w:spacing w:after="0" w:afterAutospacing="0" w:before="240" w:lineRule="auto"/>
         <w:ind w:left="720" w:hanging="360"/>
@@ -730,7 +730,7 @@
       <w:pPr>
         <w:numPr>
           <w:ilvl w:val="0"/>
-          <w:numId w:val="5"/>
+          <w:numId w:val="4"/>
         </w:numPr>
         <w:spacing w:after="0" w:afterAutospacing="0" w:before="0" w:beforeAutospacing="0" w:lineRule="auto"/>
         <w:ind w:left="720" w:hanging="360"/>
@@ -746,7 +746,7 @@
       <w:pPr>
         <w:numPr>
           <w:ilvl w:val="0"/>
-          <w:numId w:val="5"/>
+          <w:numId w:val="4"/>
         </w:numPr>
         <w:spacing w:after="0" w:afterAutospacing="0" w:before="0" w:beforeAutospacing="0" w:lineRule="auto"/>
         <w:ind w:left="720" w:hanging="360"/>
@@ -762,7 +762,7 @@
       <w:pPr>
         <w:numPr>
           <w:ilvl w:val="0"/>
-          <w:numId w:val="5"/>
+          <w:numId w:val="4"/>
         </w:numPr>
         <w:spacing w:after="240" w:before="0" w:beforeAutospacing="0" w:lineRule="auto"/>
         <w:ind w:left="720" w:hanging="360"/>
@@ -914,7 +914,7 @@
       <w:pPr>
         <w:numPr>
           <w:ilvl w:val="0"/>
-          <w:numId w:val="22"/>
+          <w:numId w:val="16"/>
         </w:numPr>
         <w:spacing w:after="0" w:afterAutospacing="0" w:before="240" w:lineRule="auto"/>
         <w:ind w:left="720" w:hanging="360"/>
@@ -938,7 +938,7 @@
       <w:pPr>
         <w:numPr>
           <w:ilvl w:val="0"/>
-          <w:numId w:val="22"/>
+          <w:numId w:val="16"/>
         </w:numPr>
         <w:spacing w:after="0" w:afterAutospacing="0" w:before="0" w:beforeAutospacing="0" w:lineRule="auto"/>
         <w:ind w:left="720" w:hanging="360"/>
@@ -962,7 +962,7 @@
       <w:pPr>
         <w:numPr>
           <w:ilvl w:val="0"/>
-          <w:numId w:val="22"/>
+          <w:numId w:val="16"/>
         </w:numPr>
         <w:spacing w:after="0" w:afterAutospacing="0" w:before="0" w:beforeAutospacing="0" w:lineRule="auto"/>
         <w:ind w:left="720" w:hanging="360"/>
@@ -986,7 +986,7 @@
       <w:pPr>
         <w:numPr>
           <w:ilvl w:val="0"/>
-          <w:numId w:val="22"/>
+          <w:numId w:val="16"/>
         </w:numPr>
         <w:spacing w:after="0" w:afterAutospacing="0" w:before="0" w:beforeAutospacing="0" w:lineRule="auto"/>
         <w:ind w:left="720" w:hanging="360"/>
@@ -1010,7 +1010,7 @@
       <w:pPr>
         <w:numPr>
           <w:ilvl w:val="0"/>
-          <w:numId w:val="22"/>
+          <w:numId w:val="16"/>
         </w:numPr>
         <w:spacing w:after="240" w:before="0" w:beforeAutospacing="0" w:lineRule="auto"/>
         <w:ind w:left="720" w:hanging="360"/>
@@ -1142,7 +1142,7 @@
       <w:pPr>
         <w:numPr>
           <w:ilvl w:val="0"/>
-          <w:numId w:val="13"/>
+          <w:numId w:val="10"/>
         </w:numPr>
         <w:spacing w:after="0" w:afterAutospacing="0" w:before="240" w:lineRule="auto"/>
         <w:ind w:left="720" w:hanging="360"/>
@@ -1172,7 +1172,7 @@
       <w:pPr>
         <w:numPr>
           <w:ilvl w:val="0"/>
-          <w:numId w:val="13"/>
+          <w:numId w:val="10"/>
         </w:numPr>
         <w:spacing w:after="240" w:before="0" w:beforeAutospacing="0" w:lineRule="auto"/>
         <w:ind w:left="720" w:hanging="360"/>
@@ -1422,7 +1422,7 @@
       <w:pPr>
         <w:numPr>
           <w:ilvl w:val="0"/>
-          <w:numId w:val="23"/>
+          <w:numId w:val="17"/>
         </w:numPr>
         <w:spacing w:after="0" w:afterAutospacing="0" w:before="240" w:lineRule="auto"/>
         <w:ind w:left="720" w:hanging="360"/>
@@ -1438,7 +1438,7 @@
       <w:pPr>
         <w:numPr>
           <w:ilvl w:val="0"/>
-          <w:numId w:val="23"/>
+          <w:numId w:val="17"/>
         </w:numPr>
         <w:spacing w:after="240" w:before="0" w:beforeAutospacing="0" w:lineRule="auto"/>
         <w:ind w:left="720" w:hanging="360"/>
@@ -1555,7 +1555,7 @@
       <w:pPr>
         <w:numPr>
           <w:ilvl w:val="0"/>
-          <w:numId w:val="15"/>
+          <w:numId w:val="12"/>
         </w:numPr>
         <w:spacing w:after="0" w:afterAutospacing="0" w:before="240" w:lineRule="auto"/>
         <w:ind w:left="720" w:hanging="360"/>
@@ -1571,7 +1571,7 @@
       <w:pPr>
         <w:numPr>
           <w:ilvl w:val="0"/>
-          <w:numId w:val="15"/>
+          <w:numId w:val="12"/>
         </w:numPr>
         <w:spacing w:after="240" w:before="0" w:beforeAutospacing="0" w:lineRule="auto"/>
         <w:ind w:left="720" w:hanging="360"/>
@@ -1688,7 +1688,7 @@
       <w:pPr>
         <w:numPr>
           <w:ilvl w:val="0"/>
-          <w:numId w:val="7"/>
+          <w:numId w:val="5"/>
         </w:numPr>
         <w:spacing w:after="0" w:afterAutospacing="0" w:before="240" w:lineRule="auto"/>
         <w:ind w:left="720" w:hanging="360"/>
@@ -1704,7 +1704,7 @@
       <w:pPr>
         <w:numPr>
           <w:ilvl w:val="0"/>
-          <w:numId w:val="7"/>
+          <w:numId w:val="5"/>
         </w:numPr>
         <w:spacing w:after="240" w:before="0" w:beforeAutospacing="0" w:lineRule="auto"/>
         <w:ind w:left="720" w:hanging="360"/>
@@ -1745,7 +1745,7 @@
           <w:szCs w:val="34"/>
         </w:rPr>
       </w:pPr>
-      <w:bookmarkStart w:colFirst="0" w:colLast="0" w:name="_iw8s11xufb1o" w:id="16"/>
+      <w:bookmarkStart w:colFirst="0" w:colLast="0" w:name="_ii1lsyh8niyq" w:id="16"/>
       <w:bookmarkEnd w:id="16"/>
       <w:r>
         <w:rPr>
@@ -1755,7 +1755,7 @@
           <w:szCs w:val="34"/>
           <w:rtl w:val="0"/>
         </w:rPr>
-        <w:t xml:space="preserve">🔷 </w:t>
+        <w:t xml:space="preserve">🔷</w:t>
       </w:r>
       <w:r>
         <w:rPr>
@@ -1766,7 +1766,23 @@
           <w:szCs w:val="34"/>
           <w:rtl w:val="0"/>
         </w:rPr>
-        <w:t xml:space="preserve">10.2 Customer Analysis Dashboard</w:t>
+        <w:t xml:space="preserve"> 10.2 </w:t>
+      </w:r>
+      <w:r>
+        <w:rPr>
+          <w:b w:val="1"/>
+          <w:bCs w:val="1"/>
+          <w:color w:val="1155cc"/>
+          <w:sz w:val="34"/>
+          <w:szCs w:val="34"/>
+          <w:rtl w:val="0"/>
+        </w:rPr>
+        <w:t xml:space="preserve">Superstore Analysis Dashboard</w:t>
+      </w:r>
+      <w:r>
+        <w:rPr>
+          <w:rtl w:val="0"/>
+        </w:rPr>
       </w:r>
     </w:p>
     <w:p>
@@ -1783,7 +1799,7 @@
           <w:szCs w:val="26"/>
         </w:rPr>
       </w:pPr>
-      <w:bookmarkStart w:colFirst="0" w:colLast="0" w:name="_1ympobzcqma" w:id="17"/>
+      <w:bookmarkStart w:colFirst="0" w:colLast="0" w:name="_4h2f2c3hchk2" w:id="17"/>
       <w:bookmarkEnd w:id="17"/>
       <w:r>
         <w:rPr>
@@ -1801,7 +1817,7 @@
       <w:pPr>
         <w:numPr>
           <w:ilvl w:val="0"/>
-          <w:numId w:val="3"/>
+          <w:numId w:val="18"/>
         </w:numPr>
         <w:spacing w:after="0" w:afterAutospacing="0" w:before="240" w:lineRule="auto"/>
         <w:ind w:left="720" w:hanging="360"/>
@@ -1812,44 +1828,20 @@
           <w:bCs w:val="1"/>
           <w:rtl w:val="0"/>
         </w:rPr>
-        <w:t xml:space="preserve">Total Customers</w:t>
-      </w:r>
-      <w:r>
-        <w:rPr>
-          <w:rtl w:val="0"/>
-        </w:rPr>
-        <w:t xml:space="preserve"> – Total number of customers.</w:t>
-      </w:r>
-    </w:p>
-    <w:p>
-      <w:pPr>
-        <w:numPr>
-          <w:ilvl w:val="0"/>
-          <w:numId w:val="3"/>
-        </w:numPr>
-        <w:spacing w:after="0" w:afterAutospacing="0" w:before="0" w:beforeAutospacing="0" w:lineRule="auto"/>
-        <w:ind w:left="720" w:hanging="360"/>
-      </w:pPr>
-      <w:r>
-        <w:rPr>
-          <w:b w:val="1"/>
-          <w:bCs w:val="1"/>
-          <w:rtl w:val="0"/>
-        </w:rPr>
-        <w:t xml:space="preserve">Average Basket Size</w:t>
-      </w:r>
-      <w:r>
-        <w:rPr>
-          <w:rtl w:val="0"/>
-        </w:rPr>
-        <w:t xml:space="preserve"> – Average number/value of items per order.</w:t>
-      </w:r>
-    </w:p>
-    <w:p>
-      <w:pPr>
-        <w:numPr>
-          <w:ilvl w:val="0"/>
-          <w:numId w:val="3"/>
+        <w:t xml:space="preserve">Total Profit</w:t>
+      </w:r>
+      <w:r>
+        <w:rPr>
+          <w:rtl w:val="0"/>
+        </w:rPr>
+        <w:t xml:space="preserve"> – Overall profit generated.</w:t>
+      </w:r>
+    </w:p>
+    <w:p>
+      <w:pPr>
+        <w:numPr>
+          <w:ilvl w:val="0"/>
+          <w:numId w:val="18"/>
         </w:numPr>
         <w:spacing w:after="240" w:before="0" w:beforeAutospacing="0" w:lineRule="auto"/>
         <w:ind w:left="720" w:hanging="360"/>
@@ -1860,13 +1852,13 @@
           <w:bCs w:val="1"/>
           <w:rtl w:val="0"/>
         </w:rPr>
-        <w:t xml:space="preserve">Total Revenue</w:t>
-      </w:r>
-      <w:r>
-        <w:rPr>
-          <w:rtl w:val="0"/>
-        </w:rPr>
-        <w:t xml:space="preserve"> – Revenue generated from customers.</w:t>
+        <w:t xml:space="preserve">Average Sales</w:t>
+      </w:r>
+      <w:r>
+        <w:rPr>
+          <w:rtl w:val="0"/>
+        </w:rPr>
+        <w:t xml:space="preserve"> – Average sales value per transaction.</w:t>
       </w:r>
     </w:p>
     <w:p>
@@ -1898,7 +1890,7 @@
           <w:szCs w:val="26"/>
         </w:rPr>
       </w:pPr>
-      <w:bookmarkStart w:colFirst="0" w:colLast="0" w:name="_aymgegc88uh7" w:id="18"/>
+      <w:bookmarkStart w:colFirst="0" w:colLast="0" w:name="_g84z3yx6gtaa" w:id="18"/>
       <w:bookmarkEnd w:id="18"/>
       <w:r>
         <w:rPr>
@@ -1909,7 +1901,7 @@
           <w:szCs w:val="26"/>
           <w:rtl w:val="0"/>
         </w:rPr>
-        <w:t xml:space="preserve">A: Customer Count by Month</w:t>
+        <w:t xml:space="preserve">A: Sales by Region</w:t>
       </w:r>
     </w:p>
     <w:p>
@@ -1930,7 +1922,7 @@
         <w:rPr>
           <w:rtl w:val="0"/>
         </w:rPr>
-        <w:t xml:space="preserve">Track customer growth over time.</w:t>
+        <w:t xml:space="preserve">Understand sales distribution across regions.</w:t>
       </w:r>
     </w:p>
     <w:p>
@@ -1950,7 +1942,7 @@
         <w:rPr>
           <w:rtl w:val="0"/>
         </w:rPr>
-        <w:t xml:space="preserve"> Line Chart</w:t>
+        <w:t xml:space="preserve"> Pie Chart</w:t>
       </w:r>
     </w:p>
     <w:p>
@@ -1974,7 +1966,7 @@
       <w:pPr>
         <w:numPr>
           <w:ilvl w:val="0"/>
-          <w:numId w:val="16"/>
+          <w:numId w:val="6"/>
         </w:numPr>
         <w:spacing w:after="0" w:afterAutospacing="0" w:before="240" w:lineRule="auto"/>
         <w:ind w:left="720" w:hanging="360"/>
@@ -1983,28 +1975,14 @@
         <w:rPr>
           <w:rtl w:val="0"/>
         </w:rPr>
-        <w:t xml:space="preserve">Customer base increases steadily with peak in </w:t>
-      </w:r>
-      <w:r>
-        <w:rPr>
-          <w:b w:val="1"/>
-          <w:bCs w:val="1"/>
-          <w:rtl w:val="0"/>
-        </w:rPr>
-        <w:t xml:space="preserve">November</w:t>
-      </w:r>
-      <w:r>
-        <w:rPr>
-          <w:rtl w:val="0"/>
-        </w:rPr>
-        <w:t xml:space="preserve">.</w:t>
-      </w:r>
-    </w:p>
-    <w:p>
-      <w:pPr>
-        <w:numPr>
-          <w:ilvl w:val="0"/>
-          <w:numId w:val="16"/>
+        <w:t xml:space="preserve">West region contributes highest sales.</w:t>
+      </w:r>
+    </w:p>
+    <w:p>
+      <w:pPr>
+        <w:numPr>
+          <w:ilvl w:val="0"/>
+          <w:numId w:val="6"/>
         </w:numPr>
         <w:spacing w:after="240" w:before="0" w:beforeAutospacing="0" w:lineRule="auto"/>
         <w:ind w:left="720" w:hanging="360"/>
@@ -2013,7 +1991,7 @@
         <w:rPr>
           <w:rtl w:val="0"/>
         </w:rPr>
-        <w:t xml:space="preserve">Reflects effectiveness of marketing campaigns.</w:t>
+        <w:t xml:space="preserve">Helps in regional strategy planning.</w:t>
       </w:r>
     </w:p>
     <w:p>
@@ -2045,7 +2023,7 @@
           <w:szCs w:val="26"/>
         </w:rPr>
       </w:pPr>
-      <w:bookmarkStart w:colFirst="0" w:colLast="0" w:name="_duxv8f7ql62f" w:id="19"/>
+      <w:bookmarkStart w:colFirst="0" w:colLast="0" w:name="_sbd64etnwgup" w:id="19"/>
       <w:bookmarkEnd w:id="19"/>
       <w:r>
         <w:rPr>
@@ -2056,7 +2034,7 @@
           <w:szCs w:val="26"/>
           <w:rtl w:val="0"/>
         </w:rPr>
-        <w:t xml:space="preserve">B: Top Customers by Revenue</w:t>
+        <w:t xml:space="preserve">B: Profit by State</w:t>
       </w:r>
     </w:p>
     <w:p>
@@ -2077,7 +2055,7 @@
         <w:rPr>
           <w:rtl w:val="0"/>
         </w:rPr>
-        <w:t xml:space="preserve">Identify high-value customers.</w:t>
+        <w:t xml:space="preserve">Analyze profitability across states.</w:t>
       </w:r>
     </w:p>
     <w:p>
@@ -2121,7 +2099,7 @@
       <w:pPr>
         <w:numPr>
           <w:ilvl w:val="0"/>
-          <w:numId w:val="6"/>
+          <w:numId w:val="9"/>
         </w:numPr>
         <w:spacing w:after="0" w:afterAutospacing="0" w:before="240" w:lineRule="auto"/>
         <w:ind w:left="720" w:hanging="360"/>
@@ -2130,14 +2108,28 @@
         <w:rPr>
           <w:rtl w:val="0"/>
         </w:rPr>
-        <w:t xml:space="preserve">A small group of customers contributes a large portion of revenue.</w:t>
-      </w:r>
-    </w:p>
-    <w:p>
-      <w:pPr>
-        <w:numPr>
-          <w:ilvl w:val="0"/>
-          <w:numId w:val="6"/>
+        <w:t xml:space="preserve">States like </w:t>
+      </w:r>
+      <w:r>
+        <w:rPr>
+          <w:b w:val="1"/>
+          <w:bCs w:val="1"/>
+          <w:rtl w:val="0"/>
+        </w:rPr>
+        <w:t xml:space="preserve">California and New York</w:t>
+      </w:r>
+      <w:r>
+        <w:rPr>
+          <w:rtl w:val="0"/>
+        </w:rPr>
+        <w:t xml:space="preserve"> generate highest profit.</w:t>
+      </w:r>
+    </w:p>
+    <w:p>
+      <w:pPr>
+        <w:numPr>
+          <w:ilvl w:val="0"/>
+          <w:numId w:val="9"/>
         </w:numPr>
         <w:spacing w:after="240" w:before="0" w:beforeAutospacing="0" w:lineRule="auto"/>
         <w:ind w:left="720" w:hanging="360"/>
@@ -2146,7 +2138,7 @@
         <w:rPr>
           <w:rtl w:val="0"/>
         </w:rPr>
-        <w:t xml:space="preserve">Helps in loyalty and retention programs.</w:t>
+        <w:t xml:space="preserve">Helps focus on profitable markets.</w:t>
       </w:r>
     </w:p>
     <w:p>
@@ -2178,7 +2170,7 @@
           <w:szCs w:val="26"/>
         </w:rPr>
       </w:pPr>
-      <w:bookmarkStart w:colFirst="0" w:colLast="0" w:name="_1yrvneg13wk6" w:id="20"/>
+      <w:bookmarkStart w:colFirst="0" w:colLast="0" w:name="_uqgervrqead0" w:id="20"/>
       <w:bookmarkEnd w:id="20"/>
       <w:r>
         <w:rPr>
@@ -2189,7 +2181,7 @@
           <w:szCs w:val="26"/>
           <w:rtl w:val="0"/>
         </w:rPr>
-        <w:t xml:space="preserve">C: Country-wise Customer Distribution</w:t>
+        <w:t xml:space="preserve">C: Sales by Category</w:t>
       </w:r>
     </w:p>
     <w:p>
@@ -2210,7 +2202,7 @@
         <w:rPr>
           <w:rtl w:val="0"/>
         </w:rPr>
-        <w:t xml:space="preserve">Analyze customer base across regions.</w:t>
+        <w:t xml:space="preserve">Compare sales across product categories.</w:t>
       </w:r>
     </w:p>
     <w:p>
@@ -2230,7 +2222,7 @@
         <w:rPr>
           <w:rtl w:val="0"/>
         </w:rPr>
-        <w:t xml:space="preserve"> Bar Chart</w:t>
+        <w:t xml:space="preserve"> Column Chart</w:t>
       </w:r>
     </w:p>
     <w:p>
@@ -2254,7 +2246,7 @@
       <w:pPr>
         <w:numPr>
           <w:ilvl w:val="0"/>
-          <w:numId w:val="18"/>
+          <w:numId w:val="3"/>
         </w:numPr>
         <w:spacing w:after="0" w:afterAutospacing="0" w:before="240" w:lineRule="auto"/>
         <w:ind w:left="720" w:hanging="360"/>
@@ -2263,14 +2255,14 @@
         <w:rPr>
           <w:rtl w:val="0"/>
         </w:rPr>
-        <w:t xml:space="preserve">Majority customers belong to specific countries (e.g., UK).</w:t>
-      </w:r>
-    </w:p>
-    <w:p>
-      <w:pPr>
-        <w:numPr>
-          <w:ilvl w:val="0"/>
-          <w:numId w:val="18"/>
+        <w:t xml:space="preserve">Technology category leads in sales.</w:t>
+      </w:r>
+    </w:p>
+    <w:p>
+      <w:pPr>
+        <w:numPr>
+          <w:ilvl w:val="0"/>
+          <w:numId w:val="3"/>
         </w:numPr>
         <w:spacing w:after="240" w:before="0" w:beforeAutospacing="0" w:lineRule="auto"/>
         <w:ind w:left="720" w:hanging="360"/>
@@ -2279,7 +2271,7 @@
         <w:rPr>
           <w:rtl w:val="0"/>
         </w:rPr>
-        <w:t xml:space="preserve">Helps in targeted marketing.</w:t>
+        <w:t xml:space="preserve">Supports product strategy decisions.</w:t>
       </w:r>
     </w:p>
     <w:p>
@@ -2311,7 +2303,7 @@
           <w:szCs w:val="26"/>
         </w:rPr>
       </w:pPr>
-      <w:bookmarkStart w:colFirst="0" w:colLast="0" w:name="_hri8bahrmhcl" w:id="21"/>
+      <w:bookmarkStart w:colFirst="0" w:colLast="0" w:name="_lqcdrcdf8j5k" w:id="21"/>
       <w:bookmarkEnd w:id="21"/>
       <w:r>
         <w:rPr>
@@ -2322,7 +2314,7 @@
           <w:szCs w:val="26"/>
           <w:rtl w:val="0"/>
         </w:rPr>
-        <w:t xml:space="preserve">D: Revenue per Customer</w:t>
+        <w:t xml:space="preserve">D: Profit &amp; Quantity by Sub-Category</w:t>
       </w:r>
     </w:p>
     <w:p>
@@ -2343,7 +2335,7 @@
         <w:rPr>
           <w:rtl w:val="0"/>
         </w:rPr>
-        <w:t xml:space="preserve">Measure customer value across regions.</w:t>
+        <w:t xml:space="preserve">Compare sales volume and profitability.</w:t>
       </w:r>
     </w:p>
     <w:p>
@@ -2363,7 +2355,7 @@
         <w:rPr>
           <w:rtl w:val="0"/>
         </w:rPr>
-        <w:t xml:space="preserve"> Column Chart</w:t>
+        <w:t xml:space="preserve"> Combo Chart (Bar + Line)</w:t>
       </w:r>
     </w:p>
     <w:p>
@@ -2396,7 +2388,7 @@
         <w:rPr>
           <w:rtl w:val="0"/>
         </w:rPr>
-        <w:t xml:space="preserve">Identifies high-value customer segments.</w:t>
+        <w:t xml:space="preserve">Some sub-categories have high sales but low profit.</w:t>
       </w:r>
     </w:p>
     <w:p>
@@ -2412,7 +2404,7 @@
         <w:rPr>
           <w:rtl w:val="0"/>
         </w:rPr>
-        <w:t xml:space="preserve">Supports personalized marketing strategies.</w:t>
+        <w:t xml:space="preserve">Helps identify cost or pricing issues.</w:t>
       </w:r>
     </w:p>
     <w:p>
@@ -2439,34 +2431,23 @@
         <w:rPr>
           <w:b w:val="1"/>
           <w:bCs w:val="1"/>
-          <w:color w:val="000000"/>
-          <w:sz w:val="26"/>
-          <w:szCs w:val="26"/>
-        </w:rPr>
-      </w:pPr>
-      <w:bookmarkStart w:colFirst="0" w:colLast="0" w:name="_48agmjy0ovfd" w:id="22"/>
-      <w:bookmarkEnd w:id="22"/>
-      <w:r>
-        <w:rPr>
-          <w:b w:val="1"/>
-          <w:bCs w:val="1"/>
           <w:color w:val="e66c37"/>
           <w:sz w:val="26"/>
           <w:szCs w:val="26"/>
-          <w:rtl w:val="0"/>
-        </w:rPr>
-        <w:t xml:space="preserve">E: Customer Segmentation</w:t>
-      </w:r>
-      <w:r>
-        <w:rPr>
-          <w:b w:val="1"/>
-          <w:bCs w:val="1"/>
-          <w:color w:val="000000"/>
+        </w:rPr>
+      </w:pPr>
+      <w:bookmarkStart w:colFirst="0" w:colLast="0" w:name="_vvrh3i79aycu" w:id="22"/>
+      <w:bookmarkEnd w:id="22"/>
+      <w:r>
+        <w:rPr>
+          <w:b w:val="1"/>
+          <w:bCs w:val="1"/>
+          <w:color w:val="e66c37"/>
           <w:sz w:val="26"/>
           <w:szCs w:val="26"/>
           <w:rtl w:val="0"/>
         </w:rPr>
-        <w:t xml:space="preserve"> </w:t>
+        <w:t xml:space="preserve">E: Sub-Category Performance</w:t>
       </w:r>
     </w:p>
     <w:p>
@@ -2487,7 +2468,7 @@
         <w:rPr>
           <w:rtl w:val="0"/>
         </w:rPr>
-        <w:t xml:space="preserve">Segment customers based on purchasing behavior.</w:t>
+        <w:t xml:space="preserve">Evaluate performance of each sub-category.</w:t>
       </w:r>
     </w:p>
     <w:p>
@@ -2507,7 +2488,7 @@
         <w:rPr>
           <w:rtl w:val="0"/>
         </w:rPr>
-        <w:t xml:space="preserve"> Pie Chart / Bar Chart</w:t>
+        <w:t xml:space="preserve"> Bar Chart</w:t>
       </w:r>
     </w:p>
     <w:p>
@@ -2531,7 +2512,7 @@
       <w:pPr>
         <w:numPr>
           <w:ilvl w:val="0"/>
-          <w:numId w:val="17"/>
+          <w:numId w:val="15"/>
         </w:numPr>
         <w:spacing w:after="0" w:afterAutospacing="0" w:before="240" w:lineRule="auto"/>
         <w:ind w:left="720" w:hanging="360"/>
@@ -2540,14 +2521,14 @@
         <w:rPr>
           <w:rtl w:val="0"/>
         </w:rPr>
-        <w:t xml:space="preserve">Differentiates between high, medium, and low-value customers.</w:t>
-      </w:r>
-    </w:p>
-    <w:p>
-      <w:pPr>
-        <w:numPr>
-          <w:ilvl w:val="0"/>
-          <w:numId w:val="17"/>
+        <w:t xml:space="preserve">Identifies top and underperforming sub-categories.</w:t>
+      </w:r>
+    </w:p>
+    <w:p>
+      <w:pPr>
+        <w:numPr>
+          <w:ilvl w:val="0"/>
+          <w:numId w:val="15"/>
         </w:numPr>
         <w:spacing w:after="240" w:before="0" w:beforeAutospacing="0" w:lineRule="auto"/>
         <w:ind w:left="720" w:hanging="360"/>
@@ -2556,7 +2537,7 @@
         <w:rPr>
           <w:rtl w:val="0"/>
         </w:rPr>
-        <w:t xml:space="preserve">Helps in targeted engagement strategies.</w:t>
+        <w:t xml:space="preserve">Helps in inventory and pricing decisions.</w:t>
       </w:r>
     </w:p>
     <w:p>
@@ -2588,18 +2569,8 @@
           <w:szCs w:val="34"/>
         </w:rPr>
       </w:pPr>
-      <w:bookmarkStart w:colFirst="0" w:colLast="0" w:name="_ii1lsyh8niyq" w:id="23"/>
+      <w:bookmarkStart w:colFirst="0" w:colLast="0" w:name="_7m5rzhd8j43f" w:id="23"/>
       <w:bookmarkEnd w:id="23"/>
-      <w:r>
-        <w:rPr>
-          <w:b w:val="1"/>
-          <w:bCs w:val="1"/>
-          <w:sz w:val="34"/>
-          <w:szCs w:val="34"/>
-          <w:rtl w:val="0"/>
-        </w:rPr>
-        <w:t xml:space="preserve">🔷</w:t>
-      </w:r>
       <w:r>
         <w:rPr>
           <w:b w:val="1"/>
@@ -2609,778 +2580,71 @@
           <w:szCs w:val="34"/>
           <w:rtl w:val="0"/>
         </w:rPr>
-        <w:t xml:space="preserve"> 10.3 </w:t>
-      </w:r>
-      <w:r>
-        <w:rPr>
-          <w:b w:val="1"/>
-          <w:bCs w:val="1"/>
-          <w:color w:val="1155cc"/>
-          <w:sz w:val="34"/>
-          <w:szCs w:val="34"/>
-          <w:rtl w:val="0"/>
-        </w:rPr>
-        <w:t xml:space="preserve">Superstore Analysis Dashboard</w:t>
-      </w:r>
-      <w:r>
-        <w:rPr>
-          <w:rtl w:val="0"/>
-        </w:rPr>
-      </w:r>
-    </w:p>
-    <w:p>
-      <w:pPr>
-        <w:pStyle w:val="Heading3"/>
-        <w:keepNext w:val="0"/>
-        <w:keepLines w:val="0"/>
-        <w:spacing w:before="280" w:lineRule="auto"/>
-        <w:rPr>
-          <w:b w:val="1"/>
-          <w:bCs w:val="1"/>
-          <w:color w:val="e66c37"/>
-          <w:sz w:val="26"/>
-          <w:szCs w:val="26"/>
-        </w:rPr>
-      </w:pPr>
-      <w:bookmarkStart w:colFirst="0" w:colLast="0" w:name="_4h2f2c3hchk2" w:id="24"/>
-      <w:bookmarkEnd w:id="24"/>
-      <w:r>
-        <w:rPr>
-          <w:b w:val="1"/>
-          <w:bCs w:val="1"/>
-          <w:color w:val="e66c37"/>
-          <w:sz w:val="26"/>
-          <w:szCs w:val="26"/>
-          <w:rtl w:val="0"/>
-        </w:rPr>
-        <w:t xml:space="preserve">KPIs</w:t>
-      </w:r>
-    </w:p>
-    <w:p>
-      <w:pPr>
-        <w:numPr>
-          <w:ilvl w:val="0"/>
-          <w:numId w:val="24"/>
+        <w:t xml:space="preserve">11. Expected Outcomes</w:t>
+      </w:r>
+    </w:p>
+    <w:p>
+      <w:pPr>
+        <w:numPr>
+          <w:ilvl w:val="0"/>
+          <w:numId w:val="14"/>
         </w:numPr>
         <w:spacing w:after="0" w:afterAutospacing="0" w:before="240" w:lineRule="auto"/>
         <w:ind w:left="720" w:hanging="360"/>
       </w:pPr>
       <w:r>
         <w:rPr>
-          <w:b w:val="1"/>
-          <w:bCs w:val="1"/>
-          <w:rtl w:val="0"/>
-        </w:rPr>
-        <w:t xml:space="preserve">Total Profit</w:t>
-      </w:r>
-      <w:r>
-        <w:rPr>
-          <w:rtl w:val="0"/>
-        </w:rPr>
-        <w:t xml:space="preserve"> – Overall profit generated.</w:t>
-      </w:r>
-    </w:p>
-    <w:p>
-      <w:pPr>
-        <w:numPr>
-          <w:ilvl w:val="0"/>
-          <w:numId w:val="24"/>
+          <w:rtl w:val="0"/>
+        </w:rPr>
+        <w:t xml:space="preserve">Better understanding of sales trends</w:t>
+      </w:r>
+    </w:p>
+    <w:p>
+      <w:pPr>
+        <w:numPr>
+          <w:ilvl w:val="0"/>
+          <w:numId w:val="14"/>
+        </w:numPr>
+        <w:spacing w:after="0" w:afterAutospacing="0" w:before="0" w:beforeAutospacing="0" w:lineRule="auto"/>
+        <w:ind w:left="720" w:hanging="360"/>
+      </w:pPr>
+      <w:r>
+        <w:rPr>
+          <w:rtl w:val="0"/>
+        </w:rPr>
+        <w:t xml:space="preserve">Identification of high-value customers</w:t>
+      </w:r>
+    </w:p>
+    <w:p>
+      <w:pPr>
+        <w:numPr>
+          <w:ilvl w:val="0"/>
+          <w:numId w:val="14"/>
+        </w:numPr>
+        <w:spacing w:after="0" w:afterAutospacing="0" w:before="0" w:beforeAutospacing="0" w:lineRule="auto"/>
+        <w:ind w:left="720" w:hanging="360"/>
+      </w:pPr>
+      <w:r>
+        <w:rPr>
+          <w:rtl w:val="0"/>
+        </w:rPr>
+        <w:t xml:space="preserve">Improved product and regional strategies</w:t>
+      </w:r>
+    </w:p>
+    <w:p>
+      <w:pPr>
+        <w:numPr>
+          <w:ilvl w:val="0"/>
+          <w:numId w:val="14"/>
         </w:numPr>
         <w:spacing w:after="240" w:before="0" w:beforeAutospacing="0" w:lineRule="auto"/>
         <w:ind w:left="720" w:hanging="360"/>
       </w:pPr>
       <w:r>
         <w:rPr>
-          <w:b w:val="1"/>
-          <w:bCs w:val="1"/>
-          <w:rtl w:val="0"/>
-        </w:rPr>
-        <w:t xml:space="preserve">Average Sales</w:t>
-      </w:r>
-      <w:r>
-        <w:rPr>
-          <w:rtl w:val="0"/>
-        </w:rPr>
-        <w:t xml:space="preserve"> – Average sales value per transaction.</w:t>
-      </w:r>
-    </w:p>
-    <w:p>
-      <w:pPr>
-        <w:rPr/>
-      </w:pPr>
-      <w:r>
-        <w:pict>
-          <v:rect style="width:0.0pt;height:1.5pt" o:hr="t" o:hrstd="t" o:hralign="center" fillcolor="#A0A0A0" stroked="f"/>
-        </w:pict>
-      </w:r>
-      <w:r>
-        <w:rPr>
-          <w:rtl w:val="0"/>
-        </w:rPr>
-      </w:r>
-    </w:p>
-    <w:p>
-      <w:pPr>
-        <w:pStyle w:val="Heading3"/>
-        <w:keepNext w:val="0"/>
-        <w:keepLines w:val="0"/>
-        <w:spacing w:before="280" w:lineRule="auto"/>
-        <w:rPr>
-          <w:b w:val="1"/>
-          <w:bCs w:val="1"/>
-          <w:color w:val="e66c37"/>
-          <w:sz w:val="26"/>
-          <w:szCs w:val="26"/>
-        </w:rPr>
-      </w:pPr>
-      <w:bookmarkStart w:colFirst="0" w:colLast="0" w:name="_g84z3yx6gtaa" w:id="25"/>
-      <w:bookmarkEnd w:id="25"/>
-      <w:r>
-        <w:rPr>
-          <w:b w:val="1"/>
-          <w:bCs w:val="1"/>
-          <w:color w:val="e66c37"/>
-          <w:sz w:val="26"/>
-          <w:szCs w:val="26"/>
-          <w:rtl w:val="0"/>
-        </w:rPr>
-        <w:t xml:space="preserve">A: Sales by Region</w:t>
-      </w:r>
-    </w:p>
-    <w:p>
-      <w:pPr>
-        <w:spacing w:after="240" w:before="240" w:lineRule="auto"/>
-        <w:rPr/>
-      </w:pPr>
-      <w:r>
-        <w:rPr>
-          <w:b w:val="1"/>
-          <w:bCs w:val="1"/>
-          <w:rtl w:val="0"/>
-        </w:rPr>
-        <w:t xml:space="preserve">Objective:</w:t>
-        <w:br w:type="textWrapping"/>
-      </w:r>
-      <w:r>
-        <w:rPr>
-          <w:rtl w:val="0"/>
-        </w:rPr>
-        <w:t xml:space="preserve">Understand sales distribution across regions.</w:t>
-      </w:r>
-    </w:p>
-    <w:p>
-      <w:pPr>
-        <w:spacing w:after="240" w:before="240" w:lineRule="auto"/>
-        <w:rPr/>
-      </w:pPr>
-      <w:r>
-        <w:rPr>
-          <w:b w:val="1"/>
-          <w:bCs w:val="1"/>
-          <w:rtl w:val="0"/>
-        </w:rPr>
-        <w:t xml:space="preserve">Chart Type:</w:t>
-      </w:r>
-      <w:r>
-        <w:rPr>
-          <w:rtl w:val="0"/>
-        </w:rPr>
-        <w:t xml:space="preserve"> Pie Chart</w:t>
-      </w:r>
-    </w:p>
-    <w:p>
-      <w:pPr>
-        <w:spacing w:after="240" w:before="240" w:lineRule="auto"/>
-        <w:rPr>
-          <w:b w:val="1"/>
-          <w:bCs w:val="1"/>
-        </w:rPr>
-      </w:pPr>
-      <w:r>
-        <w:rPr>
-          <w:b w:val="1"/>
-          <w:bCs w:val="1"/>
-          <w:rtl w:val="0"/>
-        </w:rPr>
-        <w:t xml:space="preserve">Insights:</w:t>
-      </w:r>
-    </w:p>
-    <w:p>
-      <w:pPr>
-        <w:numPr>
-          <w:ilvl w:val="0"/>
-          <w:numId w:val="9"/>
-        </w:numPr>
-        <w:spacing w:after="0" w:afterAutospacing="0" w:before="240" w:lineRule="auto"/>
-        <w:ind w:left="720" w:hanging="360"/>
-      </w:pPr>
-      <w:r>
-        <w:rPr>
-          <w:rtl w:val="0"/>
-        </w:rPr>
-        <w:t xml:space="preserve">West region contributes highest sales.</w:t>
-      </w:r>
-    </w:p>
-    <w:p>
-      <w:pPr>
-        <w:numPr>
-          <w:ilvl w:val="0"/>
-          <w:numId w:val="9"/>
-        </w:numPr>
-        <w:spacing w:after="240" w:before="0" w:beforeAutospacing="0" w:lineRule="auto"/>
-        <w:ind w:left="720" w:hanging="360"/>
-      </w:pPr>
-      <w:r>
-        <w:rPr>
-          <w:rtl w:val="0"/>
-        </w:rPr>
-        <w:t xml:space="preserve">Helps in regional strategy planning.</w:t>
-      </w:r>
-    </w:p>
-    <w:p>
-      <w:pPr>
-        <w:rPr/>
-      </w:pPr>
-      <w:r>
-        <w:pict>
-          <v:rect style="width:0.0pt;height:1.5pt" o:hr="t" o:hrstd="t" o:hralign="center" fillcolor="#A0A0A0" stroked="f"/>
-        </w:pict>
-      </w:r>
-      <w:r>
-        <w:rPr>
-          <w:rtl w:val="0"/>
-        </w:rPr>
-      </w:r>
-    </w:p>
-    <w:p>
-      <w:pPr>
-        <w:pStyle w:val="Heading3"/>
-        <w:keepNext w:val="0"/>
-        <w:keepLines w:val="0"/>
-        <w:spacing w:before="280" w:lineRule="auto"/>
-        <w:rPr>
-          <w:b w:val="1"/>
-          <w:bCs w:val="1"/>
-          <w:color w:val="e66c37"/>
-          <w:sz w:val="26"/>
-          <w:szCs w:val="26"/>
-        </w:rPr>
-      </w:pPr>
-      <w:bookmarkStart w:colFirst="0" w:colLast="0" w:name="_sbd64etnwgup" w:id="26"/>
-      <w:bookmarkEnd w:id="26"/>
-      <w:r>
-        <w:rPr>
-          <w:b w:val="1"/>
-          <w:bCs w:val="1"/>
-          <w:color w:val="e66c37"/>
-          <w:sz w:val="26"/>
-          <w:szCs w:val="26"/>
-          <w:rtl w:val="0"/>
-        </w:rPr>
-        <w:t xml:space="preserve">B: Profit by State</w:t>
-      </w:r>
-    </w:p>
-    <w:p>
-      <w:pPr>
-        <w:spacing w:after="240" w:before="240" w:lineRule="auto"/>
-        <w:rPr/>
-      </w:pPr>
-      <w:r>
-        <w:rPr>
-          <w:b w:val="1"/>
-          <w:bCs w:val="1"/>
-          <w:rtl w:val="0"/>
-        </w:rPr>
-        <w:t xml:space="preserve">Objective:</w:t>
-        <w:br w:type="textWrapping"/>
-      </w:r>
-      <w:r>
-        <w:rPr>
-          <w:rtl w:val="0"/>
-        </w:rPr>
-        <w:t xml:space="preserve">Analyze profitability across states.</w:t>
-      </w:r>
-    </w:p>
-    <w:p>
-      <w:pPr>
-        <w:spacing w:after="240" w:before="240" w:lineRule="auto"/>
-        <w:rPr/>
-      </w:pPr>
-      <w:r>
-        <w:rPr>
-          <w:b w:val="1"/>
-          <w:bCs w:val="1"/>
-          <w:rtl w:val="0"/>
-        </w:rPr>
-        <w:t xml:space="preserve">Chart Type:</w:t>
-      </w:r>
-      <w:r>
-        <w:rPr>
-          <w:rtl w:val="0"/>
-        </w:rPr>
-        <w:t xml:space="preserve"> Bar Chart</w:t>
-      </w:r>
-    </w:p>
-    <w:p>
-      <w:pPr>
-        <w:spacing w:after="240" w:before="240" w:lineRule="auto"/>
-        <w:rPr>
-          <w:b w:val="1"/>
-          <w:bCs w:val="1"/>
-        </w:rPr>
-      </w:pPr>
-      <w:r>
-        <w:rPr>
-          <w:b w:val="1"/>
-          <w:bCs w:val="1"/>
-          <w:rtl w:val="0"/>
-        </w:rPr>
-        <w:t xml:space="preserve">Insights:</w:t>
-      </w:r>
-    </w:p>
-    <w:p>
-      <w:pPr>
-        <w:numPr>
-          <w:ilvl w:val="0"/>
-          <w:numId w:val="12"/>
-        </w:numPr>
-        <w:spacing w:after="0" w:afterAutospacing="0" w:before="240" w:lineRule="auto"/>
-        <w:ind w:left="720" w:hanging="360"/>
-      </w:pPr>
-      <w:r>
-        <w:rPr>
-          <w:rtl w:val="0"/>
-        </w:rPr>
-        <w:t xml:space="preserve">States like </w:t>
-      </w:r>
-      <w:r>
-        <w:rPr>
-          <w:b w:val="1"/>
-          <w:bCs w:val="1"/>
-          <w:rtl w:val="0"/>
-        </w:rPr>
-        <w:t xml:space="preserve">California and New York</w:t>
-      </w:r>
-      <w:r>
-        <w:rPr>
-          <w:rtl w:val="0"/>
-        </w:rPr>
-        <w:t xml:space="preserve"> generate highest profit.</w:t>
-      </w:r>
-    </w:p>
-    <w:p>
-      <w:pPr>
-        <w:numPr>
-          <w:ilvl w:val="0"/>
-          <w:numId w:val="12"/>
-        </w:numPr>
-        <w:spacing w:after="240" w:before="0" w:beforeAutospacing="0" w:lineRule="auto"/>
-        <w:ind w:left="720" w:hanging="360"/>
-      </w:pPr>
-      <w:r>
-        <w:rPr>
-          <w:rtl w:val="0"/>
-        </w:rPr>
-        <w:t xml:space="preserve">Helps focus on profitable markets.</w:t>
-      </w:r>
-    </w:p>
-    <w:p>
-      <w:pPr>
-        <w:rPr/>
-      </w:pPr>
-      <w:r>
-        <w:pict>
-          <v:rect style="width:0.0pt;height:1.5pt" o:hr="t" o:hrstd="t" o:hralign="center" fillcolor="#A0A0A0" stroked="f"/>
-        </w:pict>
-      </w:r>
-      <w:r>
-        <w:rPr>
-          <w:rtl w:val="0"/>
-        </w:rPr>
-      </w:r>
-    </w:p>
-    <w:p>
-      <w:pPr>
-        <w:pStyle w:val="Heading3"/>
-        <w:keepNext w:val="0"/>
-        <w:keepLines w:val="0"/>
-        <w:spacing w:before="280" w:lineRule="auto"/>
-        <w:rPr>
-          <w:b w:val="1"/>
-          <w:bCs w:val="1"/>
-          <w:color w:val="e66c37"/>
-          <w:sz w:val="26"/>
-          <w:szCs w:val="26"/>
-        </w:rPr>
-      </w:pPr>
-      <w:bookmarkStart w:colFirst="0" w:colLast="0" w:name="_uqgervrqead0" w:id="27"/>
-      <w:bookmarkEnd w:id="27"/>
-      <w:r>
-        <w:rPr>
-          <w:b w:val="1"/>
-          <w:bCs w:val="1"/>
-          <w:color w:val="e66c37"/>
-          <w:sz w:val="26"/>
-          <w:szCs w:val="26"/>
-          <w:rtl w:val="0"/>
-        </w:rPr>
-        <w:t xml:space="preserve">C: Sales by Category</w:t>
-      </w:r>
-    </w:p>
-    <w:p>
-      <w:pPr>
-        <w:spacing w:after="240" w:before="240" w:lineRule="auto"/>
-        <w:rPr/>
-      </w:pPr>
-      <w:r>
-        <w:rPr>
-          <w:b w:val="1"/>
-          <w:bCs w:val="1"/>
-          <w:rtl w:val="0"/>
-        </w:rPr>
-        <w:t xml:space="preserve">Objective:</w:t>
-        <w:br w:type="textWrapping"/>
-      </w:r>
-      <w:r>
-        <w:rPr>
-          <w:rtl w:val="0"/>
-        </w:rPr>
-        <w:t xml:space="preserve">Compare sales across product categories.</w:t>
-      </w:r>
-    </w:p>
-    <w:p>
-      <w:pPr>
-        <w:spacing w:after="240" w:before="240" w:lineRule="auto"/>
-        <w:rPr/>
-      </w:pPr>
-      <w:r>
-        <w:rPr>
-          <w:b w:val="1"/>
-          <w:bCs w:val="1"/>
-          <w:rtl w:val="0"/>
-        </w:rPr>
-        <w:t xml:space="preserve">Chart Type:</w:t>
-      </w:r>
-      <w:r>
-        <w:rPr>
-          <w:rtl w:val="0"/>
-        </w:rPr>
-        <w:t xml:space="preserve"> Column Chart</w:t>
-      </w:r>
-    </w:p>
-    <w:p>
-      <w:pPr>
-        <w:spacing w:after="240" w:before="240" w:lineRule="auto"/>
-        <w:rPr>
-          <w:b w:val="1"/>
-          <w:bCs w:val="1"/>
-        </w:rPr>
-      </w:pPr>
-      <w:r>
-        <w:rPr>
-          <w:b w:val="1"/>
-          <w:bCs w:val="1"/>
-          <w:rtl w:val="0"/>
-        </w:rPr>
-        <w:t xml:space="preserve">Insights:</w:t>
-      </w:r>
-    </w:p>
-    <w:p>
-      <w:pPr>
-        <w:numPr>
-          <w:ilvl w:val="0"/>
-          <w:numId w:val="4"/>
-        </w:numPr>
-        <w:spacing w:after="0" w:afterAutospacing="0" w:before="240" w:lineRule="auto"/>
-        <w:ind w:left="720" w:hanging="360"/>
-      </w:pPr>
-      <w:r>
-        <w:rPr>
-          <w:rtl w:val="0"/>
-        </w:rPr>
-        <w:t xml:space="preserve">Technology category leads in sales.</w:t>
-      </w:r>
-    </w:p>
-    <w:p>
-      <w:pPr>
-        <w:numPr>
-          <w:ilvl w:val="0"/>
-          <w:numId w:val="4"/>
-        </w:numPr>
-        <w:spacing w:after="240" w:before="0" w:beforeAutospacing="0" w:lineRule="auto"/>
-        <w:ind w:left="720" w:hanging="360"/>
-      </w:pPr>
-      <w:r>
-        <w:rPr>
-          <w:rtl w:val="0"/>
-        </w:rPr>
-        <w:t xml:space="preserve">Supports product strategy decisions.</w:t>
-      </w:r>
-    </w:p>
-    <w:p>
-      <w:pPr>
-        <w:rPr/>
-      </w:pPr>
-      <w:r>
-        <w:pict>
-          <v:rect style="width:0.0pt;height:1.5pt" o:hr="t" o:hrstd="t" o:hralign="center" fillcolor="#A0A0A0" stroked="f"/>
-        </w:pict>
-      </w:r>
-      <w:r>
-        <w:rPr>
-          <w:rtl w:val="0"/>
-        </w:rPr>
-      </w:r>
-    </w:p>
-    <w:p>
-      <w:pPr>
-        <w:pStyle w:val="Heading3"/>
-        <w:keepNext w:val="0"/>
-        <w:keepLines w:val="0"/>
-        <w:spacing w:before="280" w:lineRule="auto"/>
-        <w:rPr>
-          <w:b w:val="1"/>
-          <w:bCs w:val="1"/>
-          <w:color w:val="e66c37"/>
-          <w:sz w:val="26"/>
-          <w:szCs w:val="26"/>
-        </w:rPr>
-      </w:pPr>
-      <w:bookmarkStart w:colFirst="0" w:colLast="0" w:name="_lqcdrcdf8j5k" w:id="28"/>
-      <w:bookmarkEnd w:id="28"/>
-      <w:r>
-        <w:rPr>
-          <w:b w:val="1"/>
-          <w:bCs w:val="1"/>
-          <w:color w:val="e66c37"/>
-          <w:sz w:val="26"/>
-          <w:szCs w:val="26"/>
-          <w:rtl w:val="0"/>
-        </w:rPr>
-        <w:t xml:space="preserve">D: Profit &amp; Quantity by Sub-Category</w:t>
-      </w:r>
-    </w:p>
-    <w:p>
-      <w:pPr>
-        <w:spacing w:after="240" w:before="240" w:lineRule="auto"/>
-        <w:rPr/>
-      </w:pPr>
-      <w:r>
-        <w:rPr>
-          <w:b w:val="1"/>
-          <w:bCs w:val="1"/>
-          <w:rtl w:val="0"/>
-        </w:rPr>
-        <w:t xml:space="preserve">Objective:</w:t>
-        <w:br w:type="textWrapping"/>
-      </w:r>
-      <w:r>
-        <w:rPr>
-          <w:rtl w:val="0"/>
-        </w:rPr>
-        <w:t xml:space="preserve">Compare sales volume and profitability.</w:t>
-      </w:r>
-    </w:p>
-    <w:p>
-      <w:pPr>
-        <w:spacing w:after="240" w:before="240" w:lineRule="auto"/>
-        <w:rPr/>
-      </w:pPr>
-      <w:r>
-        <w:rPr>
-          <w:b w:val="1"/>
-          <w:bCs w:val="1"/>
-          <w:rtl w:val="0"/>
-        </w:rPr>
-        <w:t xml:space="preserve">Chart Type:</w:t>
-      </w:r>
-      <w:r>
-        <w:rPr>
-          <w:rtl w:val="0"/>
-        </w:rPr>
-        <w:t xml:space="preserve"> Combo Chart (Bar + Line)</w:t>
-      </w:r>
-    </w:p>
-    <w:p>
-      <w:pPr>
-        <w:spacing w:after="240" w:before="240" w:lineRule="auto"/>
-        <w:rPr>
-          <w:b w:val="1"/>
-          <w:bCs w:val="1"/>
-        </w:rPr>
-      </w:pPr>
-      <w:r>
-        <w:rPr>
-          <w:b w:val="1"/>
-          <w:bCs w:val="1"/>
-          <w:rtl w:val="0"/>
-        </w:rPr>
-        <w:t xml:space="preserve">Insights:</w:t>
-      </w:r>
-    </w:p>
-    <w:p>
-      <w:pPr>
-        <w:numPr>
-          <w:ilvl w:val="0"/>
-          <w:numId w:val="11"/>
-        </w:numPr>
-        <w:spacing w:after="0" w:afterAutospacing="0" w:before="240" w:lineRule="auto"/>
-        <w:ind w:left="720" w:hanging="360"/>
-      </w:pPr>
-      <w:r>
-        <w:rPr>
-          <w:rtl w:val="0"/>
-        </w:rPr>
-        <w:t xml:space="preserve">Some sub-categories have high sales but low profit.</w:t>
-      </w:r>
-    </w:p>
-    <w:p>
-      <w:pPr>
-        <w:numPr>
-          <w:ilvl w:val="0"/>
-          <w:numId w:val="11"/>
-        </w:numPr>
-        <w:spacing w:after="240" w:before="0" w:beforeAutospacing="0" w:lineRule="auto"/>
-        <w:ind w:left="720" w:hanging="360"/>
-      </w:pPr>
-      <w:r>
-        <w:rPr>
-          <w:rtl w:val="0"/>
-        </w:rPr>
-        <w:t xml:space="preserve">Helps identify cost or pricing issues.</w:t>
-      </w:r>
-    </w:p>
-    <w:p>
-      <w:pPr>
-        <w:rPr/>
-      </w:pPr>
-      <w:r>
-        <w:pict>
-          <v:rect style="width:0.0pt;height:1.5pt" o:hr="t" o:hrstd="t" o:hralign="center" fillcolor="#A0A0A0" stroked="f"/>
-        </w:pict>
-      </w:r>
-      <w:r>
-        <w:rPr>
-          <w:rtl w:val="0"/>
-        </w:rPr>
-      </w:r>
-    </w:p>
-    <w:p>
-      <w:pPr>
-        <w:pStyle w:val="Heading3"/>
-        <w:keepNext w:val="0"/>
-        <w:keepLines w:val="0"/>
-        <w:spacing w:before="280" w:lineRule="auto"/>
-        <w:rPr>
-          <w:b w:val="1"/>
-          <w:bCs w:val="1"/>
-          <w:color w:val="e66c37"/>
-          <w:sz w:val="26"/>
-          <w:szCs w:val="26"/>
-        </w:rPr>
-      </w:pPr>
-      <w:bookmarkStart w:colFirst="0" w:colLast="0" w:name="_vvrh3i79aycu" w:id="29"/>
-      <w:bookmarkEnd w:id="29"/>
-      <w:r>
-        <w:rPr>
-          <w:b w:val="1"/>
-          <w:bCs w:val="1"/>
-          <w:color w:val="e66c37"/>
-          <w:sz w:val="26"/>
-          <w:szCs w:val="26"/>
-          <w:rtl w:val="0"/>
-        </w:rPr>
-        <w:t xml:space="preserve">E: Sub-Category Performance</w:t>
-      </w:r>
-    </w:p>
-    <w:p>
-      <w:pPr>
-        <w:spacing w:after="240" w:before="240" w:lineRule="auto"/>
-        <w:rPr/>
-      </w:pPr>
-      <w:r>
-        <w:rPr>
-          <w:b w:val="1"/>
-          <w:bCs w:val="1"/>
-          <w:rtl w:val="0"/>
-        </w:rPr>
-        <w:t xml:space="preserve">Objective:</w:t>
-        <w:br w:type="textWrapping"/>
-      </w:r>
-      <w:r>
-        <w:rPr>
-          <w:rtl w:val="0"/>
-        </w:rPr>
-        <w:t xml:space="preserve">Evaluate performance of each sub-category.</w:t>
-      </w:r>
-    </w:p>
-    <w:p>
-      <w:pPr>
-        <w:spacing w:after="240" w:before="240" w:lineRule="auto"/>
-        <w:rPr/>
-      </w:pPr>
-      <w:r>
-        <w:rPr>
-          <w:b w:val="1"/>
-          <w:bCs w:val="1"/>
-          <w:rtl w:val="0"/>
-        </w:rPr>
-        <w:t xml:space="preserve">Chart Type:</w:t>
-      </w:r>
-      <w:r>
-        <w:rPr>
-          <w:rtl w:val="0"/>
-        </w:rPr>
-        <w:t xml:space="preserve"> Bar Chart</w:t>
-      </w:r>
-    </w:p>
-    <w:p>
-      <w:pPr>
-        <w:spacing w:after="240" w:before="240" w:lineRule="auto"/>
-        <w:rPr>
-          <w:b w:val="1"/>
-          <w:bCs w:val="1"/>
-        </w:rPr>
-      </w:pPr>
-      <w:r>
-        <w:rPr>
-          <w:b w:val="1"/>
-          <w:bCs w:val="1"/>
-          <w:rtl w:val="0"/>
-        </w:rPr>
-        <w:t xml:space="preserve">Insights:</w:t>
-      </w:r>
-    </w:p>
-    <w:p>
-      <w:pPr>
-        <w:numPr>
-          <w:ilvl w:val="0"/>
-          <w:numId w:val="21"/>
-        </w:numPr>
-        <w:spacing w:after="0" w:afterAutospacing="0" w:before="240" w:lineRule="auto"/>
-        <w:ind w:left="720" w:hanging="360"/>
-      </w:pPr>
-      <w:r>
-        <w:rPr>
-          <w:rtl w:val="0"/>
-        </w:rPr>
-        <w:t xml:space="preserve">Identifies top and underperforming sub-categories.</w:t>
-      </w:r>
-    </w:p>
-    <w:p>
-      <w:pPr>
-        <w:numPr>
-          <w:ilvl w:val="0"/>
-          <w:numId w:val="21"/>
-        </w:numPr>
-        <w:spacing w:after="240" w:before="0" w:beforeAutospacing="0" w:lineRule="auto"/>
-        <w:ind w:left="720" w:hanging="360"/>
-      </w:pPr>
-      <w:r>
-        <w:rPr>
-          <w:rtl w:val="0"/>
-        </w:rPr>
-        <w:t xml:space="preserve">Helps in inventory and pricing decisions.</w:t>
+          <w:rtl w:val="0"/>
+        </w:rPr>
+        <w:t xml:space="preserve">Enhanced decision-making using data insights</w:t>
       </w:r>
     </w:p>
     <w:p>
@@ -3412,115 +2676,8 @@
           <w:szCs w:val="34"/>
         </w:rPr>
       </w:pPr>
-      <w:bookmarkStart w:colFirst="0" w:colLast="0" w:name="_7m5rzhd8j43f" w:id="30"/>
-      <w:bookmarkEnd w:id="30"/>
-      <w:r>
-        <w:rPr>
-          <w:b w:val="1"/>
-          <w:bCs w:val="1"/>
-          <w:color w:val="1155cc"/>
-          <w:sz w:val="34"/>
-          <w:szCs w:val="34"/>
-          <w:rtl w:val="0"/>
-        </w:rPr>
-        <w:t xml:space="preserve">11. Expected Outcomes</w:t>
-      </w:r>
-    </w:p>
-    <w:p>
-      <w:pPr>
-        <w:numPr>
-          <w:ilvl w:val="0"/>
-          <w:numId w:val="20"/>
-        </w:numPr>
-        <w:spacing w:after="0" w:afterAutospacing="0" w:before="240" w:lineRule="auto"/>
-        <w:ind w:left="720" w:hanging="360"/>
-      </w:pPr>
-      <w:r>
-        <w:rPr>
-          <w:rtl w:val="0"/>
-        </w:rPr>
-        <w:t xml:space="preserve">Better understanding of sales trends</w:t>
-      </w:r>
-    </w:p>
-    <w:p>
-      <w:pPr>
-        <w:numPr>
-          <w:ilvl w:val="0"/>
-          <w:numId w:val="20"/>
-        </w:numPr>
-        <w:spacing w:after="0" w:afterAutospacing="0" w:before="0" w:beforeAutospacing="0" w:lineRule="auto"/>
-        <w:ind w:left="720" w:hanging="360"/>
-      </w:pPr>
-      <w:r>
-        <w:rPr>
-          <w:rtl w:val="0"/>
-        </w:rPr>
-        <w:t xml:space="preserve">Identification of high-value customers</w:t>
-      </w:r>
-    </w:p>
-    <w:p>
-      <w:pPr>
-        <w:numPr>
-          <w:ilvl w:val="0"/>
-          <w:numId w:val="20"/>
-        </w:numPr>
-        <w:spacing w:after="0" w:afterAutospacing="0" w:before="0" w:beforeAutospacing="0" w:lineRule="auto"/>
-        <w:ind w:left="720" w:hanging="360"/>
-      </w:pPr>
-      <w:r>
-        <w:rPr>
-          <w:rtl w:val="0"/>
-        </w:rPr>
-        <w:t xml:space="preserve">Improved product and regional strategies</w:t>
-      </w:r>
-    </w:p>
-    <w:p>
-      <w:pPr>
-        <w:numPr>
-          <w:ilvl w:val="0"/>
-          <w:numId w:val="20"/>
-        </w:numPr>
-        <w:spacing w:after="240" w:before="0" w:beforeAutospacing="0" w:lineRule="auto"/>
-        <w:ind w:left="720" w:hanging="360"/>
-      </w:pPr>
-      <w:r>
-        <w:rPr>
-          <w:rtl w:val="0"/>
-        </w:rPr>
-        <w:t xml:space="preserve">Enhanced decision-making using data insights</w:t>
-      </w:r>
-    </w:p>
-    <w:p>
-      <w:pPr>
-        <w:rPr/>
-      </w:pPr>
-      <w:r>
-        <w:pict>
-          <v:rect style="width:0.0pt;height:1.5pt" o:hr="t" o:hrstd="t" o:hralign="center" fillcolor="#A0A0A0" stroked="f"/>
-        </w:pict>
-      </w:r>
-      <w:r>
-        <w:rPr>
-          <w:rtl w:val="0"/>
-        </w:rPr>
-      </w:r>
-    </w:p>
-    <w:p>
-      <w:pPr>
-        <w:pStyle w:val="Heading2"/>
-        <w:keepNext w:val="0"/>
-        <w:keepLines w:val="0"/>
-        <w:spacing w:after="80" w:lineRule="auto"/>
-        <w:rPr>
-          <w:b w:val="1"/>
-          <w:bCs w:val="1"/>
-          <w:color w:val="1155cc"/>
-          <w:sz w:val="34"/>
-          <w:szCs w:val="34"/>
-        </w:rPr>
-      </w:pPr>
-      <w:bookmarkStart w:colFirst="0" w:colLast="0" w:name="_qbtj12vyxrbl" w:id="31"/>
-      <w:bookmarkEnd w:id="31"/>
+      <w:bookmarkStart w:colFirst="0" w:colLast="0" w:name="_qbtj12vyxrbl" w:id="24"/>
+      <w:bookmarkEnd w:id="24"/>
       <w:r>
         <w:rPr>
           <w:b w:val="1"/>
@@ -5588,666 +4745,6 @@
     </w:lvl>
   </w:abstractNum>
   <w:abstractNum w:abstractNumId="19">
-    <w:lvl w:ilvl="0">
-      <w:start w:val="1"/>
-      <w:numFmt w:val="bullet"/>
-      <w:lvlText w:val="●"/>
-      <w:lvlJc w:val="left"/>
-      <w:pPr>
-        <w:ind w:left="720" w:hanging="360"/>
-      </w:pPr>
-      <w:rPr>
-        <w:u w:val="none"/>
-      </w:rPr>
-    </w:lvl>
-    <w:lvl w:ilvl="1">
-      <w:start w:val="1"/>
-      <w:numFmt w:val="bullet"/>
-      <w:lvlText w:val="○"/>
-      <w:lvlJc w:val="left"/>
-      <w:pPr>
-        <w:ind w:left="1440" w:hanging="360"/>
-      </w:pPr>
-      <w:rPr>
-        <w:u w:val="none"/>
-      </w:rPr>
-    </w:lvl>
-    <w:lvl w:ilvl="2">
-      <w:start w:val="1"/>
-      <w:numFmt w:val="bullet"/>
-      <w:lvlText w:val="■"/>
-      <w:lvlJc w:val="left"/>
-      <w:pPr>
-        <w:ind w:left="2160" w:hanging="360"/>
-      </w:pPr>
-      <w:rPr>
-        <w:u w:val="none"/>
-      </w:rPr>
-    </w:lvl>
-    <w:lvl w:ilvl="3">
-      <w:start w:val="1"/>
-      <w:numFmt w:val="bullet"/>
-      <w:lvlText w:val="●"/>
-      <w:lvlJc w:val="left"/>
-      <w:pPr>
-        <w:ind w:left="2880" w:hanging="360"/>
-      </w:pPr>
-      <w:rPr>
-        <w:u w:val="none"/>
-      </w:rPr>
-    </w:lvl>
-    <w:lvl w:ilvl="4">
-      <w:start w:val="1"/>
-      <w:numFmt w:val="bullet"/>
-      <w:lvlText w:val="○"/>
-      <w:lvlJc w:val="left"/>
-      <w:pPr>
-        <w:ind w:left="3600" w:hanging="360"/>
-      </w:pPr>
-      <w:rPr>
-        <w:u w:val="none"/>
-      </w:rPr>
-    </w:lvl>
-    <w:lvl w:ilvl="5">
-      <w:start w:val="1"/>
-      <w:numFmt w:val="bullet"/>
-      <w:lvlText w:val="■"/>
-      <w:lvlJc w:val="left"/>
-      <w:pPr>
-        <w:ind w:left="4320" w:hanging="360"/>
-      </w:pPr>
-      <w:rPr>
-        <w:u w:val="none"/>
-      </w:rPr>
-    </w:lvl>
-    <w:lvl w:ilvl="6">
-      <w:start w:val="1"/>
-      <w:numFmt w:val="bullet"/>
-      <w:lvlText w:val="●"/>
-      <w:lvlJc w:val="left"/>
-      <w:pPr>
-        <w:ind w:left="5040" w:hanging="360"/>
-      </w:pPr>
-      <w:rPr>
-        <w:u w:val="none"/>
-      </w:rPr>
-    </w:lvl>
-    <w:lvl w:ilvl="7">
-      <w:start w:val="1"/>
-      <w:numFmt w:val="bullet"/>
-      <w:lvlText w:val="○"/>
-      <w:lvlJc w:val="left"/>
-      <w:pPr>
-        <w:ind w:left="5760" w:hanging="360"/>
-      </w:pPr>
-      <w:rPr>
-        <w:u w:val="none"/>
-      </w:rPr>
-    </w:lvl>
-    <w:lvl w:ilvl="8">
-      <w:start w:val="1"/>
-      <w:numFmt w:val="bullet"/>
-      <w:lvlText w:val="■"/>
-      <w:lvlJc w:val="left"/>
-      <w:pPr>
-        <w:ind w:left="6480" w:hanging="360"/>
-      </w:pPr>
-      <w:rPr>
-        <w:u w:val="none"/>
-      </w:rPr>
-    </w:lvl>
-  </w:abstractNum>
-  <w:abstractNum w:abstractNumId="20">
-    <w:lvl w:ilvl="0">
-      <w:start w:val="1"/>
-      <w:numFmt w:val="bullet"/>
-      <w:lvlText w:val="●"/>
-      <w:lvlJc w:val="left"/>
-      <w:pPr>
-        <w:ind w:left="720" w:hanging="360"/>
-      </w:pPr>
-      <w:rPr>
-        <w:u w:val="none"/>
-      </w:rPr>
-    </w:lvl>
-    <w:lvl w:ilvl="1">
-      <w:start w:val="1"/>
-      <w:numFmt w:val="bullet"/>
-      <w:lvlText w:val="○"/>
-      <w:lvlJc w:val="left"/>
-      <w:pPr>
-        <w:ind w:left="1440" w:hanging="360"/>
-      </w:pPr>
-      <w:rPr>
-        <w:u w:val="none"/>
-      </w:rPr>
-    </w:lvl>
-    <w:lvl w:ilvl="2">
-      <w:start w:val="1"/>
-      <w:numFmt w:val="bullet"/>
-      <w:lvlText w:val="■"/>
-      <w:lvlJc w:val="left"/>
-      <w:pPr>
-        <w:ind w:left="2160" w:hanging="360"/>
-      </w:pPr>
-      <w:rPr>
-        <w:u w:val="none"/>
-      </w:rPr>
-    </w:lvl>
-    <w:lvl w:ilvl="3">
-      <w:start w:val="1"/>
-      <w:numFmt w:val="bullet"/>
-      <w:lvlText w:val="●"/>
-      <w:lvlJc w:val="left"/>
-      <w:pPr>
-        <w:ind w:left="2880" w:hanging="360"/>
-      </w:pPr>
-      <w:rPr>
-        <w:u w:val="none"/>
-      </w:rPr>
-    </w:lvl>
-    <w:lvl w:ilvl="4">
-      <w:start w:val="1"/>
-      <w:numFmt w:val="bullet"/>
-      <w:lvlText w:val="○"/>
-      <w:lvlJc w:val="left"/>
-      <w:pPr>
-        <w:ind w:left="3600" w:hanging="360"/>
-      </w:pPr>
-      <w:rPr>
-        <w:u w:val="none"/>
-      </w:rPr>
-    </w:lvl>
-    <w:lvl w:ilvl="5">
-      <w:start w:val="1"/>
-      <w:numFmt w:val="bullet"/>
-      <w:lvlText w:val="■"/>
-      <w:lvlJc w:val="left"/>
-      <w:pPr>
-        <w:ind w:left="4320" w:hanging="360"/>
-      </w:pPr>
-      <w:rPr>
-        <w:u w:val="none"/>
-      </w:rPr>
-    </w:lvl>
-    <w:lvl w:ilvl="6">
-      <w:start w:val="1"/>
-      <w:numFmt w:val="bullet"/>
-      <w:lvlText w:val="●"/>
-      <w:lvlJc w:val="left"/>
-      <w:pPr>
-        <w:ind w:left="5040" w:hanging="360"/>
-      </w:pPr>
-      <w:rPr>
-        <w:u w:val="none"/>
-      </w:rPr>
-    </w:lvl>
-    <w:lvl w:ilvl="7">
-      <w:start w:val="1"/>
-      <w:numFmt w:val="bullet"/>
-      <w:lvlText w:val="○"/>
-      <w:lvlJc w:val="left"/>
-      <w:pPr>
-        <w:ind w:left="5760" w:hanging="360"/>
-      </w:pPr>
-      <w:rPr>
-        <w:u w:val="none"/>
-      </w:rPr>
-    </w:lvl>
-    <w:lvl w:ilvl="8">
-      <w:start w:val="1"/>
-      <w:numFmt w:val="bullet"/>
-      <w:lvlText w:val="■"/>
-      <w:lvlJc w:val="left"/>
-      <w:pPr>
-        <w:ind w:left="6480" w:hanging="360"/>
-      </w:pPr>
-      <w:rPr>
-        <w:u w:val="none"/>
-      </w:rPr>
-    </w:lvl>
-  </w:abstractNum>
-  <w:abstractNum w:abstractNumId="21">
-    <w:lvl w:ilvl="0">
-      <w:start w:val="1"/>
-      <w:numFmt w:val="bullet"/>
-      <w:lvlText w:val="●"/>
-      <w:lvlJc w:val="left"/>
-      <w:pPr>
-        <w:ind w:left="720" w:hanging="360"/>
-      </w:pPr>
-      <w:rPr>
-        <w:u w:val="none"/>
-      </w:rPr>
-    </w:lvl>
-    <w:lvl w:ilvl="1">
-      <w:start w:val="1"/>
-      <w:numFmt w:val="bullet"/>
-      <w:lvlText w:val="○"/>
-      <w:lvlJc w:val="left"/>
-      <w:pPr>
-        <w:ind w:left="1440" w:hanging="360"/>
-      </w:pPr>
-      <w:rPr>
-        <w:u w:val="none"/>
-      </w:rPr>
-    </w:lvl>
-    <w:lvl w:ilvl="2">
-      <w:start w:val="1"/>
-      <w:numFmt w:val="bullet"/>
-      <w:lvlText w:val="■"/>
-      <w:lvlJc w:val="left"/>
-      <w:pPr>
-        <w:ind w:left="2160" w:hanging="360"/>
-      </w:pPr>
-      <w:rPr>
-        <w:u w:val="none"/>
-      </w:rPr>
-    </w:lvl>
-    <w:lvl w:ilvl="3">
-      <w:start w:val="1"/>
-      <w:numFmt w:val="bullet"/>
-      <w:lvlText w:val="●"/>
-      <w:lvlJc w:val="left"/>
-      <w:pPr>
-        <w:ind w:left="2880" w:hanging="360"/>
-      </w:pPr>
-      <w:rPr>
-        <w:u w:val="none"/>
-      </w:rPr>
-    </w:lvl>
-    <w:lvl w:ilvl="4">
-      <w:start w:val="1"/>
-      <w:numFmt w:val="bullet"/>
-      <w:lvlText w:val="○"/>
-      <w:lvlJc w:val="left"/>
-      <w:pPr>
-        <w:ind w:left="3600" w:hanging="360"/>
-      </w:pPr>
-      <w:rPr>
-        <w:u w:val="none"/>
-      </w:rPr>
-    </w:lvl>
-    <w:lvl w:ilvl="5">
-      <w:start w:val="1"/>
-      <w:numFmt w:val="bullet"/>
-      <w:lvlText w:val="■"/>
-      <w:lvlJc w:val="left"/>
-      <w:pPr>
-        <w:ind w:left="4320" w:hanging="360"/>
-      </w:pPr>
-      <w:rPr>
-        <w:u w:val="none"/>
-      </w:rPr>
-    </w:lvl>
-    <w:lvl w:ilvl="6">
-      <w:start w:val="1"/>
-      <w:numFmt w:val="bullet"/>
-      <w:lvlText w:val="●"/>
-      <w:lvlJc w:val="left"/>
-      <w:pPr>
-        <w:ind w:left="5040" w:hanging="360"/>
-      </w:pPr>
-      <w:rPr>
-        <w:u w:val="none"/>
-      </w:rPr>
-    </w:lvl>
-    <w:lvl w:ilvl="7">
-      <w:start w:val="1"/>
-      <w:numFmt w:val="bullet"/>
-      <w:lvlText w:val="○"/>
-      <w:lvlJc w:val="left"/>
-      <w:pPr>
-        <w:ind w:left="5760" w:hanging="360"/>
-      </w:pPr>
-      <w:rPr>
-        <w:u w:val="none"/>
-      </w:rPr>
-    </w:lvl>
-    <w:lvl w:ilvl="8">
-      <w:start w:val="1"/>
-      <w:numFmt w:val="bullet"/>
-      <w:lvlText w:val="■"/>
-      <w:lvlJc w:val="left"/>
-      <w:pPr>
-        <w:ind w:left="6480" w:hanging="360"/>
-      </w:pPr>
-      <w:rPr>
-        <w:u w:val="none"/>
-      </w:rPr>
-    </w:lvl>
-  </w:abstractNum>
-  <w:abstractNum w:abstractNumId="22">
-    <w:lvl w:ilvl="0">
-      <w:start w:val="1"/>
-      <w:numFmt w:val="bullet"/>
-      <w:lvlText w:val="●"/>
-      <w:lvlJc w:val="left"/>
-      <w:pPr>
-        <w:ind w:left="720" w:hanging="360"/>
-      </w:pPr>
-      <w:rPr>
-        <w:u w:val="none"/>
-      </w:rPr>
-    </w:lvl>
-    <w:lvl w:ilvl="1">
-      <w:start w:val="1"/>
-      <w:numFmt w:val="bullet"/>
-      <w:lvlText w:val="○"/>
-      <w:lvlJc w:val="left"/>
-      <w:pPr>
-        <w:ind w:left="1440" w:hanging="360"/>
-      </w:pPr>
-      <w:rPr>
-        <w:u w:val="none"/>
-      </w:rPr>
-    </w:lvl>
-    <w:lvl w:ilvl="2">
-      <w:start w:val="1"/>
-      <w:numFmt w:val="bullet"/>
-      <w:lvlText w:val="■"/>
-      <w:lvlJc w:val="left"/>
-      <w:pPr>
-        <w:ind w:left="2160" w:hanging="360"/>
-      </w:pPr>
-      <w:rPr>
-        <w:u w:val="none"/>
-      </w:rPr>
-    </w:lvl>
-    <w:lvl w:ilvl="3">
-      <w:start w:val="1"/>
-      <w:numFmt w:val="bullet"/>
-      <w:lvlText w:val="●"/>
-      <w:lvlJc w:val="left"/>
-      <w:pPr>
-        <w:ind w:left="2880" w:hanging="360"/>
-      </w:pPr>
-      <w:rPr>
-        <w:u w:val="none"/>
-      </w:rPr>
-    </w:lvl>
-    <w:lvl w:ilvl="4">
-      <w:start w:val="1"/>
-      <w:numFmt w:val="bullet"/>
-      <w:lvlText w:val="○"/>
-      <w:lvlJc w:val="left"/>
-      <w:pPr>
-        <w:ind w:left="3600" w:hanging="360"/>
-      </w:pPr>
-      <w:rPr>
-        <w:u w:val="none"/>
-      </w:rPr>
-    </w:lvl>
-    <w:lvl w:ilvl="5">
-      <w:start w:val="1"/>
-      <w:numFmt w:val="bullet"/>
-      <w:lvlText w:val="■"/>
-      <w:lvlJc w:val="left"/>
-      <w:pPr>
-        <w:ind w:left="4320" w:hanging="360"/>
-      </w:pPr>
-      <w:rPr>
-        <w:u w:val="none"/>
-      </w:rPr>
-    </w:lvl>
-    <w:lvl w:ilvl="6">
-      <w:start w:val="1"/>
-      <w:numFmt w:val="bullet"/>
-      <w:lvlText w:val="●"/>
-      <w:lvlJc w:val="left"/>
-      <w:pPr>
-        <w:ind w:left="5040" w:hanging="360"/>
-      </w:pPr>
-      <w:rPr>
-        <w:u w:val="none"/>
-      </w:rPr>
-    </w:lvl>
-    <w:lvl w:ilvl="7">
-      <w:start w:val="1"/>
-      <w:numFmt w:val="bullet"/>
-      <w:lvlText w:val="○"/>
-      <w:lvlJc w:val="left"/>
-      <w:pPr>
-        <w:ind w:left="5760" w:hanging="360"/>
-      </w:pPr>
-      <w:rPr>
-        <w:u w:val="none"/>
-      </w:rPr>
-    </w:lvl>
-    <w:lvl w:ilvl="8">
-      <w:start w:val="1"/>
-      <w:numFmt w:val="bullet"/>
-      <w:lvlText w:val="■"/>
-      <w:lvlJc w:val="left"/>
-      <w:pPr>
-        <w:ind w:left="6480" w:hanging="360"/>
-      </w:pPr>
-      <w:rPr>
-        <w:u w:val="none"/>
-      </w:rPr>
-    </w:lvl>
-  </w:abstractNum>
-  <w:abstractNum w:abstractNumId="23">
-    <w:lvl w:ilvl="0">
-      <w:start w:val="1"/>
-      <w:numFmt w:val="bullet"/>
-      <w:lvlText w:val="●"/>
-      <w:lvlJc w:val="left"/>
-      <w:pPr>
-        <w:ind w:left="720" w:hanging="360"/>
-      </w:pPr>
-      <w:rPr>
-        <w:u w:val="none"/>
-      </w:rPr>
-    </w:lvl>
-    <w:lvl w:ilvl="1">
-      <w:start w:val="1"/>
-      <w:numFmt w:val="bullet"/>
-      <w:lvlText w:val="○"/>
-      <w:lvlJc w:val="left"/>
-      <w:pPr>
-        <w:ind w:left="1440" w:hanging="360"/>
-      </w:pPr>
-      <w:rPr>
-        <w:u w:val="none"/>
-      </w:rPr>
-    </w:lvl>
-    <w:lvl w:ilvl="2">
-      <w:start w:val="1"/>
-      <w:numFmt w:val="bullet"/>
-      <w:lvlText w:val="■"/>
-      <w:lvlJc w:val="left"/>
-      <w:pPr>
-        <w:ind w:left="2160" w:hanging="360"/>
-      </w:pPr>
-      <w:rPr>
-        <w:u w:val="none"/>
-      </w:rPr>
-    </w:lvl>
-    <w:lvl w:ilvl="3">
-      <w:start w:val="1"/>
-      <w:numFmt w:val="bullet"/>
-      <w:lvlText w:val="●"/>
-      <w:lvlJc w:val="left"/>
-      <w:pPr>
-        <w:ind w:left="2880" w:hanging="360"/>
-      </w:pPr>
-      <w:rPr>
-        <w:u w:val="none"/>
-      </w:rPr>
-    </w:lvl>
-    <w:lvl w:ilvl="4">
-      <w:start w:val="1"/>
-      <w:numFmt w:val="bullet"/>
-      <w:lvlText w:val="○"/>
-      <w:lvlJc w:val="left"/>
-      <w:pPr>
-        <w:ind w:left="3600" w:hanging="360"/>
-      </w:pPr>
-      <w:rPr>
-        <w:u w:val="none"/>
-      </w:rPr>
-    </w:lvl>
-    <w:lvl w:ilvl="5">
-      <w:start w:val="1"/>
-      <w:numFmt w:val="bullet"/>
-      <w:lvlText w:val="■"/>
-      <w:lvlJc w:val="left"/>
-      <w:pPr>
-        <w:ind w:left="4320" w:hanging="360"/>
-      </w:pPr>
-      <w:rPr>
-        <w:u w:val="none"/>
-      </w:rPr>
-    </w:lvl>
-    <w:lvl w:ilvl="6">
-      <w:start w:val="1"/>
-      <w:numFmt w:val="bullet"/>
-      <w:lvlText w:val="●"/>
-      <w:lvlJc w:val="left"/>
-      <w:pPr>
-        <w:ind w:left="5040" w:hanging="360"/>
-      </w:pPr>
-      <w:rPr>
-        <w:u w:val="none"/>
-      </w:rPr>
-    </w:lvl>
-    <w:lvl w:ilvl="7">
-      <w:start w:val="1"/>
-      <w:numFmt w:val="bullet"/>
-      <w:lvlText w:val="○"/>
-      <w:lvlJc w:val="left"/>
-      <w:pPr>
-        <w:ind w:left="5760" w:hanging="360"/>
-      </w:pPr>
-      <w:rPr>
-        <w:u w:val="none"/>
-      </w:rPr>
-    </w:lvl>
-    <w:lvl w:ilvl="8">
-      <w:start w:val="1"/>
-      <w:numFmt w:val="bullet"/>
-      <w:lvlText w:val="■"/>
-      <w:lvlJc w:val="left"/>
-      <w:pPr>
-        <w:ind w:left="6480" w:hanging="360"/>
-      </w:pPr>
-      <w:rPr>
-        <w:u w:val="none"/>
-      </w:rPr>
-    </w:lvl>
-  </w:abstractNum>
-  <w:abstractNum w:abstractNumId="24">
-    <w:lvl w:ilvl="0">
-      <w:start w:val="1"/>
-      <w:numFmt w:val="bullet"/>
-      <w:lvlText w:val="●"/>
-      <w:lvlJc w:val="left"/>
-      <w:pPr>
-        <w:ind w:left="720" w:hanging="360"/>
-      </w:pPr>
-      <w:rPr>
-        <w:u w:val="none"/>
-      </w:rPr>
-    </w:lvl>
-    <w:lvl w:ilvl="1">
-      <w:start w:val="1"/>
-      <w:numFmt w:val="bullet"/>
-      <w:lvlText w:val="○"/>
-      <w:lvlJc w:val="left"/>
-      <w:pPr>
-        <w:ind w:left="1440" w:hanging="360"/>
-      </w:pPr>
-      <w:rPr>
-        <w:u w:val="none"/>
-      </w:rPr>
-    </w:lvl>
-    <w:lvl w:ilvl="2">
-      <w:start w:val="1"/>
-      <w:numFmt w:val="bullet"/>
-      <w:lvlText w:val="■"/>
-      <w:lvlJc w:val="left"/>
-      <w:pPr>
-        <w:ind w:left="2160" w:hanging="360"/>
-      </w:pPr>
-      <w:rPr>
-        <w:u w:val="none"/>
-      </w:rPr>
-    </w:lvl>
-    <w:lvl w:ilvl="3">
-      <w:start w:val="1"/>
-      <w:numFmt w:val="bullet"/>
-      <w:lvlText w:val="●"/>
-      <w:lvlJc w:val="left"/>
-      <w:pPr>
-        <w:ind w:left="2880" w:hanging="360"/>
-      </w:pPr>
-      <w:rPr>
-        <w:u w:val="none"/>
-      </w:rPr>
-    </w:lvl>
-    <w:lvl w:ilvl="4">
-      <w:start w:val="1"/>
-      <w:numFmt w:val="bullet"/>
-      <w:lvlText w:val="○"/>
-      <w:lvlJc w:val="left"/>
-      <w:pPr>
-        <w:ind w:left="3600" w:hanging="360"/>
-      </w:pPr>
-      <w:rPr>
-        <w:u w:val="none"/>
-      </w:rPr>
-    </w:lvl>
-    <w:lvl w:ilvl="5">
-      <w:start w:val="1"/>
-      <w:numFmt w:val="bullet"/>
-      <w:lvlText w:val="■"/>
-      <w:lvlJc w:val="left"/>
-      <w:pPr>
-        <w:ind w:left="4320" w:hanging="360"/>
-      </w:pPr>
-      <w:rPr>
-        <w:u w:val="none"/>
-      </w:rPr>
-    </w:lvl>
-    <w:lvl w:ilvl="6">
-      <w:start w:val="1"/>
-      <w:numFmt w:val="bullet"/>
-      <w:lvlText w:val="●"/>
-      <w:lvlJc w:val="left"/>
-      <w:pPr>
-        <w:ind w:left="5040" w:hanging="360"/>
-      </w:pPr>
-      <w:rPr>
-        <w:u w:val="none"/>
-      </w:rPr>
-    </w:lvl>
-    <w:lvl w:ilvl="7">
-      <w:start w:val="1"/>
-      <w:numFmt w:val="bullet"/>
-      <w:lvlText w:val="○"/>
-      <w:lvlJc w:val="left"/>
-      <w:pPr>
-        <w:ind w:left="5760" w:hanging="360"/>
-      </w:pPr>
-      <w:rPr>
-        <w:u w:val="none"/>
-      </w:rPr>
-    </w:lvl>
-    <w:lvl w:ilvl="8">
-      <w:start w:val="1"/>
-      <w:numFmt w:val="bullet"/>
-      <w:lvlText w:val="■"/>
-      <w:lvlJc w:val="left"/>
-      <w:pPr>
-        <w:ind w:left="6480" w:hanging="360"/>
-      </w:pPr>
-      <w:rPr>
-        <w:u w:val="none"/>
-      </w:rPr>
-    </w:lvl>
-  </w:abstractNum>
-  <w:abstractNum w:abstractNumId="25">
     <w:lvl w:ilvl="0">
       <w:start w:val="1"/>
       <w:numFmt w:val="bullet"/>
@@ -6413,24 +4910,6 @@
   </w:num>
   <w:num w:numId="19">
     <w:abstractNumId w:val="19"/>
-  </w:num>
-  <w:num w:numId="20">
-    <w:abstractNumId w:val="20"/>
-  </w:num>
-  <w:num w:numId="21">
-    <w:abstractNumId w:val="21"/>
-  </w:num>
-  <w:num w:numId="22">
-    <w:abstractNumId w:val="22"/>
-  </w:num>
-  <w:num w:numId="23">
-    <w:abstractNumId w:val="23"/>
-  </w:num>
-  <w:num w:numId="24">
-    <w:abstractNumId w:val="24"/>
-  </w:num>
-  <w:num w:numId="25">
-    <w:abstractNumId w:val="25"/>
   </w:num>
 </w:numbering>
 </file>
